--- a/Antonio_Colomba_Money_Resume.docx
+++ b/Antonio_Colomba_Money_Resume.docx
@@ -50,7 +50,7 @@
           <w:color w:val="164E8F"/>
           <w:sz w:val="24"/>
         </w:rPr>
-        <w:t>Customer Support | Operations | Production Coordination</w:t>
+        <w:t>Operations Support | Production Coordination | Customer Support</w:t>
       </w:r>
     </w:p>
     <w:p>
